--- a/courts/fourth-circuit/south-carolina/state/court-of-appeals/reply-brief/usage/OUTPUT-reply-brief.docx
+++ b/courts/fourth-circuit/south-carolina/state/court-of-appeals/reply-brief/usage/OUTPUT-reply-brief.docx
@@ -407,7 +407,12 @@
     </w:tbl>
     <w:p>
       <w:pPr>
-        <w:spacing w:before="1440" w:after="0" w:line="276" w:lineRule="exact"/>
+        <w:spacing w:before="0" w:after="0" w:line="2076" w:lineRule="exact"/>
+      </w:pPr>
+    </w:p>
+    <w:p>
+      <w:pPr>
+        <w:spacing w:before="0" w:after="0" w:line="276" w:lineRule="exact"/>
         <w:ind w:left="0" w:firstLine="0"/>
         <w:jc w:val="center"/>
       </w:pPr>
@@ -449,7 +454,12 @@
     </w:p>
     <w:p>
       <w:pPr>
-        <w:spacing w:before="1440" w:after="0" w:line="276" w:lineRule="exact"/>
+        <w:spacing w:before="0" w:after="0" w:line="2076" w:lineRule="exact"/>
+      </w:pPr>
+    </w:p>
+    <w:p>
+      <w:pPr>
+        <w:spacing w:before="0" w:after="0" w:line="276" w:lineRule="exact"/>
         <w:ind w:left="4608" w:firstLine="0"/>
         <w:jc w:val="left"/>
       </w:pPr>
@@ -5869,7 +5879,7 @@
         <w:t xml:space="preserve"> </w:t>
       </w:r>
       <w:r>
-        <w:t xml:space="preserve">Appellant’s Initial Brief at 8–9 [hereinafter AIB]. But the First Amendment protects even “vehement, caustic, and . . . unpleasantly sharp attacks on government and public officials,”</w:t>
+        <w:t xml:space="preserve">Appellant’s Initial Brief at 8–9 [hereinafter AIB]. But the First Amendment protects even “vehement, caustic, and . . . unpleasantly sharp attacks on government and public officials,”</w:t>
       </w:r>
       <w:r>
         <w:t xml:space="preserve"> </w:t>
@@ -6171,7 +6181,7 @@
         <w:pStyle w:val="BodyText"/>
       </w:pPr>
       <w:r>
-        <w:t xml:space="preserve">“[I]n cases raising First Amendment issues . . . an appellate court has an obligation to make an independent examination of the whole record in order to make sure that the judgment does not constitute a forbidden intrusion on the field of free expression.”</w:t>
+        <w:t xml:space="preserve">“[I]n cases raising First Amendment issues . . . an appellate court has an obligation to make an independent examination of the whole record in order to make sure that the judgment does not constitute a forbidden intrusion on the field of free expression.”</w:t>
       </w:r>
       <w:r>
         <w:t xml:space="preserve"> </w:t>
@@ -6640,7 +6650,7 @@
         <w:pStyle w:val="BodyText"/>
       </w:pPr>
       <w:r>
-        <w:t xml:space="preserve">The independent review demanded by the First Amendment, on the other hand, is more searching. Independent review asks whether “the judgment . . . constitute[d] a forbidden intrusion on the field of free expression”—in other words, whether the defendant was convicted for expression protected by the First Amendment.</w:t>
+        <w:t xml:space="preserve">The independent review demanded by the First Amendment, on the other hand, is more searching. Independent review asks whether “the judgment . . . constitute[d] a forbidden intrusion on the field of free expression”—in other words, whether the defendant was convicted for expression protected by the First Amendment.</w:t>
       </w:r>
       <w:r>
         <w:t xml:space="preserve"> </w:t>
@@ -6828,7 +6838,7 @@
         <w:t xml:space="preserve">See In re George T</w:t>
       </w:r>
       <w:r>
-        <w:t xml:space="preserve">, 93 P.3d 1007, 1015 (Cal. 2004) (“[A] reviewing court should make an independent examination of the record . . . when a defendant raises a plausible First Amendment defense[.]”);</w:t>
+        <w:t xml:space="preserve">, 93 P.3d 1007, 1015 (Cal. 2004) (“[A] reviewing court should make an independent examination of the record . . . when a defendant raises a plausible First Amendment defense[.]”);</w:t>
       </w:r>
       <w:r>
         <w:t xml:space="preserve"> </w:t>
@@ -7897,7 +7907,7 @@
         <w:pStyle w:val="BodyText"/>
       </w:pPr>
       <w:r>
-        <w:t xml:space="preserve">First, the Supreme Court has clearly established that “streets . . . are so historically associated with the exercise of First Amendment rights that access to them for the purpose of exercising such rights cannot be constitutionally denied broadly and absolutely.”</w:t>
+        <w:t xml:space="preserve">First, the Supreme Court has clearly established that “streets . . . are so historically associated with the exercise of First Amendment rights that access to them for the purpose of exercising such rights cannot be constitutionally denied broadly and absolutely.”</w:t>
       </w:r>
       <w:r>
         <w:t xml:space="preserve"> </w:t>
@@ -9563,7 +9573,7 @@
         <w:pStyle w:val="BodyText"/>
       </w:pPr>
       <w:r>
-        <w:t xml:space="preserve">The structure of the jury instructions, taken together with the court’s admonition to consider “each charge separately on the evidence and law applicable to it uninfluenced by . . . any other charges,” Tr. II, p 75:20–24, left no ambiguity. Ms. Martin’s jury was told not to consider her First Amendment defense to BOPHAN. That was error.</w:t>
+        <w:t xml:space="preserve">The structure of the jury instructions, taken together with the court’s admonition to consider “each charge separately on the evidence and law applicable to it uninfluenced by . . . any other charges,” Tr. II, p 75:20–24, left no ambiguity. Ms. Martin’s jury was told not to consider her First Amendment defense to BOPHAN. That was error.</w:t>
       </w:r>
     </w:p>
     <w:p>
@@ -12613,6 +12623,7 @@
     <w:unhideWhenUsed/>
     <w:qFormat/>
     <w:pPr>
+      <w:keepLines/>
       <w:spacing w:before="0" w:after="140" w:line="276" w:lineRule="exact"/>
     </w:pPr>
     <w:rPr>
@@ -12863,6 +12874,33 @@
     <w:pPr>
       <w:spacing w:before="0" w:after="0" w:line="276" w:lineRule="exact"/>
       <w:ind w:left="2160" w:hanging="720"/>
+    </w:pPr>
+  </w:style>
+  <w:style w:type="paragraph" w:customStyle="1" w:styleId="XdQuoteList1">
+    <w:name w:val="Xd Quote List 1"/>
+    <w:basedOn w:val="Normal"/>
+    <w:qFormat/>
+    <w:pPr>
+      <w:spacing w:before="0" w:after="0" w:line="276" w:lineRule="exact"/>
+      <w:ind w:left="1440" w:right="720" w:hanging="720"/>
+    </w:pPr>
+  </w:style>
+  <w:style w:type="paragraph" w:customStyle="1" w:styleId="XdQuoteList2">
+    <w:name w:val="Xd Quote List 2"/>
+    <w:basedOn w:val="Normal"/>
+    <w:qFormat/>
+    <w:pPr>
+      <w:spacing w:before="0" w:after="0" w:line="276" w:lineRule="exact"/>
+      <w:ind w:left="2160" w:right="720" w:hanging="720"/>
+    </w:pPr>
+  </w:style>
+  <w:style w:type="paragraph" w:customStyle="1" w:styleId="XdQuoteList3">
+    <w:name w:val="Xd Quote List 3"/>
+    <w:basedOn w:val="Normal"/>
+    <w:qFormat/>
+    <w:pPr>
+      <w:spacing w:before="0" w:after="0" w:line="276" w:lineRule="exact"/>
+      <w:ind w:left="2880" w:right="720" w:hanging="720"/>
     </w:pPr>
   </w:style>
   <w:style w:type="paragraph" w:customStyle="1" w:styleId="SourceCode">

--- a/courts/fourth-circuit/south-carolina/state/court-of-appeals/reply-brief/usage/OUTPUT-reply-brief.docx
+++ b/courts/fourth-circuit/south-carolina/state/court-of-appeals/reply-brief/usage/OUTPUT-reply-brief.docx
@@ -3302,7 +3302,7 @@
         <w:tab/>
       </w:r>
       <w:r>
-        <w:t xml:space="preserve">7</w:t>
+        <w:t xml:space="preserve">7, 8</w:t>
       </w:r>
     </w:p>
     <w:p>
@@ -5879,7 +5879,7 @@
         <w:t xml:space="preserve"> </w:t>
       </w:r>
       <w:r>
-        <w:t xml:space="preserve">Appellant’s Initial Brief at 8–9 [hereinafter AIB]. But the First Amendment protects even “vehement, caustic, and . . . unpleasantly sharp attacks on government and public officials,”</w:t>
+        <w:t xml:space="preserve">Appellant’s Initial Brief at 8–9 [hereinafter AIB]. But the First Amendment protects even “vehement, caustic, and ⁠. ⁠. ⁠. unpleasantly sharp attacks on government and public officials,”</w:t>
       </w:r>
       <w:r>
         <w:t xml:space="preserve"> </w:t>
@@ -6181,7 +6181,7 @@
         <w:pStyle w:val="BodyText"/>
       </w:pPr>
       <w:r>
-        <w:t xml:space="preserve">“[I]n cases raising First Amendment issues . . . an appellate court has an obligation to make an independent examination of the whole record in order to make sure that the judgment does not constitute a forbidden intrusion on the field of free expression.”</w:t>
+        <w:t xml:space="preserve">“[I]n cases raising First Amendment issues ⁠. ⁠. ⁠. an appellate court has an obligation to make an independent examination of the whole record in order to make sure that the judgment does not constitute a forbidden intrusion on the field of free expression.”</w:t>
       </w:r>
       <w:r>
         <w:t xml:space="preserve"> </w:t>
@@ -6650,7 +6650,7 @@
         <w:pStyle w:val="BodyText"/>
       </w:pPr>
       <w:r>
-        <w:t xml:space="preserve">The independent review demanded by the First Amendment, on the other hand, is more searching. Independent review asks whether “the judgment . . . constitute[d] a forbidden intrusion on the field of free expression”—in other words, whether the defendant was convicted for expression protected by the First Amendment.</w:t>
+        <w:t xml:space="preserve">The independent review demanded by the First Amendment, on the other hand, is more searching. Independent review asks whether “the judgment ⁠. ⁠. ⁠. constitute[d] a forbidden intrusion on the field of free expression”—in other words, whether the defendant was convicted for expression protected by the First Amendment.</w:t>
       </w:r>
       <w:r>
         <w:t xml:space="preserve"> </w:t>
@@ -6838,7 +6838,7 @@
         <w:t xml:space="preserve">See In re George T</w:t>
       </w:r>
       <w:r>
-        <w:t xml:space="preserve">, 93 P.3d 1007, 1015 (Cal. 2004) (“[A] reviewing court should make an independent examination of the record . . . when a defendant raises a plausible First Amendment defense[.]”);</w:t>
+        <w:t xml:space="preserve">, 93 P.3d 1007, 1015 (Cal. 2004) (“[A] reviewing court should make an independent examination of the record ⁠. ⁠. ⁠. when a defendant raises a plausible First Amendment defense[.]”);</w:t>
       </w:r>
       <w:r>
         <w:t xml:space="preserve"> </w:t>
@@ -7907,7 +7907,7 @@
         <w:pStyle w:val="BodyText"/>
       </w:pPr>
       <w:r>
-        <w:t xml:space="preserve">First, the Supreme Court has clearly established that “streets . . . are so historically associated with the exercise of First Amendment rights that access to them for the purpose of exercising such rights cannot be constitutionally denied broadly and absolutely.”</w:t>
+        <w:t xml:space="preserve">First, the Supreme Court has clearly established that “streets ⁠. ⁠. ⁠. are so historically associated with the exercise of First Amendment rights that access to them for the purpose of exercising such rights cannot be constitutionally denied broadly and absolutely.”</w:t>
       </w:r>
       <w:r>
         <w:t xml:space="preserve"> </w:t>
@@ -9573,7 +9573,7 @@
         <w:pStyle w:val="BodyText"/>
       </w:pPr>
       <w:r>
-        <w:t xml:space="preserve">The structure of the jury instructions, taken together with the court’s admonition to consider “each charge separately on the evidence and law applicable to it uninfluenced by . . . any other charges,” Tr. II, p 75:20–24, left no ambiguity. Ms. Martin’s jury was told not to consider her First Amendment defense to BOPHAN. That was error.</w:t>
+        <w:t xml:space="preserve">The structure of the jury instructions, taken together with the court’s admonition to consider “each charge separately on the evidence and law applicable to it uninfluenced by ⁠. ⁠. ⁠. any other charges,” Tr. II, p 75:20–24, left no ambiguity. Ms. Martin’s jury was told not to consider her First Amendment defense to BOPHAN. That was error.</w:t>
       </w:r>
     </w:p>
     <w:p>

--- a/courts/fourth-circuit/south-carolina/state/court-of-appeals/reply-brief/usage/OUTPUT-reply-brief.docx
+++ b/courts/fourth-circuit/south-carolina/state/court-of-appeals/reply-brief/usage/OUTPUT-reply-brief.docx
@@ -205,9 +205,7 @@
         <w:t xml:space="preserve"> </w:t>
       </w:r>
       <w:r>
-        <w:t xml:space="preserve">2022</w:t>
-        <w:noBreakHyphen/>
-        <w:t xml:space="preserve">001444</w:t>
+        <w:t xml:space="preserve">2022-⁠001444</w:t>
       </w:r>
     </w:p>
     <w:p>
@@ -686,9 +684,7 @@
         <w:t xml:space="preserve"> </w:t>
       </w:r>
       <w:r>
-        <w:t xml:space="preserve">259</w:t>
-        <w:noBreakHyphen/>
-        <w:t xml:space="preserve">2925</w:t>
+        <w:t xml:space="preserve">259-⁠2925</w:t>
       </w:r>
     </w:p>
     <w:p>
@@ -866,9 +862,7 @@
         <w:t xml:space="preserve"> </w:t>
       </w:r>
       <w:r>
-        <w:t xml:space="preserve">999</w:t>
-        <w:noBreakHyphen/>
-        <w:t xml:space="preserve">2029</w:t>
+        <w:t xml:space="preserve">999-⁠2029</w:t>
       </w:r>
     </w:p>
     <w:p>
@@ -11298,9 +11292,7 @@
               <w:t xml:space="preserve"> </w:t>
             </w:r>
             <w:r>
-              <w:t xml:space="preserve">259</w:t>
-              <w:noBreakHyphen/>
-              <w:t xml:space="preserve">2925</w:t>
+              <w:t xml:space="preserve">259-⁠2925</w:t>
             </w:r>
           </w:p>
           <w:p>
@@ -12624,7 +12616,7 @@
     <w:qFormat/>
     <w:pPr>
       <w:keepLines/>
-      <w:spacing w:before="0" w:after="140" w:line="276" w:lineRule="exact"/>
+      <w:spacing w:before="46" w:after="140" w:line="276" w:lineRule="exact"/>
     </w:pPr>
     <w:rPr>
       <w:sz w:val="24"/>
